--- a/article/[46기 김광식]호치민에서 함께 달리는 페이스 메이커.docx
+++ b/article/[46기 김광식]호치민에서 함께 달리는 페이스 메이커.docx
@@ -1,6 +1,6 @@
 
 <file path=word/document.xml><?xml version="1.0" encoding="utf-8"?>
-<w:document xmlns:wpc="http://schemas.microsoft.com/office/word/2010/wordprocessingCanvas" xmlns:cx="http://schemas.microsoft.com/office/drawing/2014/chartex" xmlns:mc="http://schemas.openxmlformats.org/markup-compatibility/2006" xmlns:o="urn:schemas-microsoft-com:office:office" xmlns:r="http://schemas.openxmlformats.org/officeDocument/2006/relationships" xmlns:m="http://schemas.openxmlformats.org/officeDocument/2006/math" xmlns:v="urn:schemas-microsoft-com:vml" xmlns:wp14="http://schemas.microsoft.com/office/word/2010/wordprocessingDrawing" xmlns:wp="http://schemas.openxmlformats.org/drawingml/2006/wordprocessingDrawing" xmlns:w10="urn:schemas-microsoft-com:office:word" xmlns:w="http://schemas.openxmlformats.org/wordprocessingml/2006/main" xmlns:w14="http://schemas.microsoft.com/office/word/2010/wordml" xmlns:w15="http://schemas.microsoft.com/office/word/2012/wordml" xmlns:w16se="http://schemas.microsoft.com/office/word/2015/wordml/symex" xmlns:wpg="http://schemas.microsoft.com/office/word/2010/wordprocessingGroup" xmlns:wpi="http://schemas.microsoft.com/office/word/2010/wordprocessingInk" xmlns:wne="http://schemas.microsoft.com/office/word/2006/wordml" xmlns:wps="http://schemas.microsoft.com/office/word/2010/wordprocessingShape" mc:Ignorable="w14 w15 w16se wp14">
+<w:document xmlns:wpc="http://schemas.microsoft.com/office/word/2010/wordprocessingCanvas" xmlns:cx="http://schemas.microsoft.com/office/drawing/2014/chartex" xmlns:cx1="http://schemas.microsoft.com/office/drawing/2015/9/8/chartex" xmlns:cx2="http://schemas.microsoft.com/office/drawing/2015/10/21/chartex" xmlns:cx3="http://schemas.microsoft.com/office/drawing/2016/5/9/chartex" xmlns:cx4="http://schemas.microsoft.com/office/drawing/2016/5/10/chartex" xmlns:cx5="http://schemas.microsoft.com/office/drawing/2016/5/11/chartex" xmlns:cx6="http://schemas.microsoft.com/office/drawing/2016/5/12/chartex" xmlns:cx7="http://schemas.microsoft.com/office/drawing/2016/5/13/chartex" xmlns:cx8="http://schemas.microsoft.com/office/drawing/2016/5/14/chartex" xmlns:mc="http://schemas.openxmlformats.org/markup-compatibility/2006" xmlns:aink="http://schemas.microsoft.com/office/drawing/2016/ink" xmlns:am3d="http://schemas.microsoft.com/office/drawing/2017/model3d" xmlns:o="urn:schemas-microsoft-com:office:office" xmlns:oel="http://schemas.microsoft.com/office/2019/extlst" xmlns:r="http://schemas.openxmlformats.org/officeDocument/2006/relationships" xmlns:m="http://schemas.openxmlformats.org/officeDocument/2006/math" xmlns:v="urn:schemas-microsoft-com:vml" xmlns:wp14="http://schemas.microsoft.com/office/word/2010/wordprocessingDrawing" xmlns:wp="http://schemas.openxmlformats.org/drawingml/2006/wordprocessingDrawing" xmlns:w10="urn:schemas-microsoft-com:office:word" xmlns:w="http://schemas.openxmlformats.org/wordprocessingml/2006/main" xmlns:w14="http://schemas.microsoft.com/office/word/2010/wordml" xmlns:w15="http://schemas.microsoft.com/office/word/2012/wordml" xmlns:w16cex="http://schemas.microsoft.com/office/word/2018/wordml/cex" xmlns:w16cid="http://schemas.microsoft.com/office/word/2016/wordml/cid" xmlns:w16="http://schemas.microsoft.com/office/word/2018/wordml" xmlns:w16du="http://schemas.microsoft.com/office/word/2023/wordml/word16du" xmlns:w16sdtdh="http://schemas.microsoft.com/office/word/2020/wordml/sdtdatahash" xmlns:w16sdtfl="http://schemas.microsoft.com/office/word/2024/wordml/sdtformatlock" xmlns:w16se="http://schemas.microsoft.com/office/word/2015/wordml/symex" xmlns:wpg="http://schemas.microsoft.com/office/word/2010/wordprocessingGroup" xmlns:wpi="http://schemas.microsoft.com/office/word/2010/wordprocessingInk" xmlns:wne="http://schemas.microsoft.com/office/word/2006/wordml" xmlns:wps="http://schemas.microsoft.com/office/word/2010/wordprocessingShape" mc:Ignorable="w14 w15 w16se w16cid w16 w16cex w16sdtdh w16sdtfl w16du wp14">
   <w:body>
     <w:p>
       <w:pPr>
@@ -584,8 +584,177 @@
         </w:rPr>
         <w:t>.</w:t>
       </w:r>
-      <w:bookmarkStart w:id="0" w:name="_GoBack"/>
-      <w:bookmarkEnd w:id="0"/>
+    </w:p>
+    <w:p>
+      <w:pPr>
+        <w:pStyle w:val="isselectedend"/>
+        <w:rPr>
+          <w:rFonts w:asciiTheme="majorEastAsia" w:eastAsiaTheme="majorEastAsia" w:hAnsiTheme="majorEastAsia"/>
+        </w:rPr>
+      </w:pPr>
+      <w:r>
+        <w:rPr>
+          <w:noProof/>
+        </w:rPr>
+        <w:lastRenderedPageBreak/>
+        <w:drawing>
+          <wp:inline distT="0" distB="0" distL="0" distR="0" wp14:anchorId="51530FA6" wp14:editId="77589E0F">
+            <wp:extent cx="4985385" cy="8863330"/>
+            <wp:effectExtent l="0" t="0" r="5715" b="0"/>
+            <wp:docPr id="1736882505" name="그림 1" descr="A group of friends sharing a meal in a cozy, tiled dining area.&#10;&#10;AI 생성 콘텐츠는 정확하지 않을 수 있습니다."/>
+            <wp:cNvGraphicFramePr>
+              <a:graphicFrameLocks xmlns:a="http://schemas.openxmlformats.org/drawingml/2006/main" noChangeAspect="1"/>
+            </wp:cNvGraphicFramePr>
+            <a:graphic xmlns:a="http://schemas.openxmlformats.org/drawingml/2006/main">
+              <a:graphicData uri="http://schemas.openxmlformats.org/drawingml/2006/picture">
+                <pic:pic xmlns:pic="http://schemas.openxmlformats.org/drawingml/2006/picture">
+                  <pic:nvPicPr>
+                    <pic:cNvPr id="1736882505" name="그림 1" descr="A group of friends sharing a meal in a cozy, tiled dining area.&#10;&#10;AI 생성 콘텐츠는 정확하지 않을 수 있습니다."/>
+                    <pic:cNvPicPr/>
+                  </pic:nvPicPr>
+                  <pic:blipFill>
+                    <a:blip r:embed="rId4"/>
+                    <a:stretch>
+                      <a:fillRect/>
+                    </a:stretch>
+                  </pic:blipFill>
+                  <pic:spPr>
+                    <a:xfrm>
+                      <a:off x="0" y="0"/>
+                      <a:ext cx="4985385" cy="8863330"/>
+                    </a:xfrm>
+                    <a:prstGeom prst="rect">
+                      <a:avLst/>
+                    </a:prstGeom>
+                  </pic:spPr>
+                </pic:pic>
+              </a:graphicData>
+            </a:graphic>
+          </wp:inline>
+        </w:drawing>
+      </w:r>
+      <w:r>
+        <w:rPr>
+          <w:noProof/>
+        </w:rPr>
+        <w:lastRenderedPageBreak/>
+        <w:drawing>
+          <wp:inline distT="0" distB="0" distL="0" distR="0" wp14:anchorId="0FB85415" wp14:editId="191FE31D">
+            <wp:extent cx="5731510" cy="7642225"/>
+            <wp:effectExtent l="0" t="0" r="2540" b="0"/>
+            <wp:docPr id="1225090779" name="그림 1" descr="Three people pose for a group photo on a green golf course under a clear blue sky.&#10;&#10;AI 생성 콘텐츠는 정확하지 않을 수 있습니다."/>
+            <wp:cNvGraphicFramePr>
+              <a:graphicFrameLocks xmlns:a="http://schemas.openxmlformats.org/drawingml/2006/main" noChangeAspect="1"/>
+            </wp:cNvGraphicFramePr>
+            <a:graphic xmlns:a="http://schemas.openxmlformats.org/drawingml/2006/main">
+              <a:graphicData uri="http://schemas.openxmlformats.org/drawingml/2006/picture">
+                <pic:pic xmlns:pic="http://schemas.openxmlformats.org/drawingml/2006/picture">
+                  <pic:nvPicPr>
+                    <pic:cNvPr id="1225090779" name="그림 1" descr="Three people pose for a group photo on a green golf course under a clear blue sky.&#10;&#10;AI 생성 콘텐츠는 정확하지 않을 수 있습니다."/>
+                    <pic:cNvPicPr/>
+                  </pic:nvPicPr>
+                  <pic:blipFill>
+                    <a:blip r:embed="rId5"/>
+                    <a:stretch>
+                      <a:fillRect/>
+                    </a:stretch>
+                  </pic:blipFill>
+                  <pic:spPr>
+                    <a:xfrm>
+                      <a:off x="0" y="0"/>
+                      <a:ext cx="5731510" cy="7642225"/>
+                    </a:xfrm>
+                    <a:prstGeom prst="rect">
+                      <a:avLst/>
+                    </a:prstGeom>
+                  </pic:spPr>
+                </pic:pic>
+              </a:graphicData>
+            </a:graphic>
+          </wp:inline>
+        </w:drawing>
+      </w:r>
+      <w:r>
+        <w:rPr>
+          <w:noProof/>
+        </w:rPr>
+        <w:lastRenderedPageBreak/>
+        <w:drawing>
+          <wp:inline distT="0" distB="0" distL="0" distR="0" wp14:anchorId="2E63EF8E" wp14:editId="3294F3D6">
+            <wp:extent cx="5731510" cy="3223895"/>
+            <wp:effectExtent l="0" t="0" r="2540" b="0"/>
+            <wp:docPr id="1844668757" name="그림 1" descr="Three people are enjoying beverious drinks in a modern, airy room with large windows.&#10;&#10;AI 생성 콘텐츠는 정확하지 않을 수 있습니다."/>
+            <wp:cNvGraphicFramePr>
+              <a:graphicFrameLocks xmlns:a="http://schemas.openxmlformats.org/drawingml/2006/main" noChangeAspect="1"/>
+            </wp:cNvGraphicFramePr>
+            <a:graphic xmlns:a="http://schemas.openxmlformats.org/drawingml/2006/main">
+              <a:graphicData uri="http://schemas.openxmlformats.org/drawingml/2006/picture">
+                <pic:pic xmlns:pic="http://schemas.openxmlformats.org/drawingml/2006/picture">
+                  <pic:nvPicPr>
+                    <pic:cNvPr id="1844668757" name="그림 1" descr="Three people are enjoying beverious drinks in a modern, airy room with large windows.&#10;&#10;AI 생성 콘텐츠는 정확하지 않을 수 있습니다."/>
+                    <pic:cNvPicPr/>
+                  </pic:nvPicPr>
+                  <pic:blipFill>
+                    <a:blip r:embed="rId6"/>
+                    <a:stretch>
+                      <a:fillRect/>
+                    </a:stretch>
+                  </pic:blipFill>
+                  <pic:spPr>
+                    <a:xfrm>
+                      <a:off x="0" y="0"/>
+                      <a:ext cx="5731510" cy="3223895"/>
+                    </a:xfrm>
+                    <a:prstGeom prst="rect">
+                      <a:avLst/>
+                    </a:prstGeom>
+                  </pic:spPr>
+                </pic:pic>
+              </a:graphicData>
+            </a:graphic>
+          </wp:inline>
+        </w:drawing>
+      </w:r>
+      <w:r>
+        <w:rPr>
+          <w:noProof/>
+        </w:rPr>
+        <w:drawing>
+          <wp:inline distT="0" distB="0" distL="0" distR="0" wp14:anchorId="78015806" wp14:editId="1DB48D14">
+            <wp:extent cx="5731510" cy="4298950"/>
+            <wp:effectExtent l="0" t="0" r="2540" b="6350"/>
+            <wp:docPr id="714764208" name="그림 1" descr="A group of people enjoying a meal together in a cozy, outdoor restaurant with warm ambient lighting and a rustic decor.&#10;&#10;AI 생성 콘텐츠는 정확하지 않을 수 있습니다."/>
+            <wp:cNvGraphicFramePr>
+              <a:graphicFrameLocks xmlns:a="http://schemas.openxmlformats.org/drawingml/2006/main" noChangeAspect="1"/>
+            </wp:cNvGraphicFramePr>
+            <a:graphic xmlns:a="http://schemas.openxmlformats.org/drawingml/2006/main">
+              <a:graphicData uri="http://schemas.openxmlformats.org/drawingml/2006/picture">
+                <pic:pic xmlns:pic="http://schemas.openxmlformats.org/drawingml/2006/picture">
+                  <pic:nvPicPr>
+                    <pic:cNvPr id="714764208" name="그림 1" descr="A group of people enjoying a meal together in a cozy, outdoor restaurant with warm ambient lighting and a rustic decor.&#10;&#10;AI 생성 콘텐츠는 정확하지 않을 수 있습니다."/>
+                    <pic:cNvPicPr/>
+                  </pic:nvPicPr>
+                  <pic:blipFill>
+                    <a:blip r:embed="rId7"/>
+                    <a:stretch>
+                      <a:fillRect/>
+                    </a:stretch>
+                  </pic:blipFill>
+                  <pic:spPr>
+                    <a:xfrm>
+                      <a:off x="0" y="0"/>
+                      <a:ext cx="5731510" cy="4298950"/>
+                    </a:xfrm>
+                    <a:prstGeom prst="rect">
+                      <a:avLst/>
+                    </a:prstGeom>
+                  </pic:spPr>
+                </pic:pic>
+              </a:graphicData>
+            </a:graphic>
+          </wp:inline>
+        </w:drawing>
+      </w:r>
     </w:p>
     <w:sectPr>
       <w:pgSz w:w="11906" w:h="16838"/>
@@ -598,7 +767,7 @@
 </file>
 
 <file path=word/styles.xml><?xml version="1.0" encoding="utf-8"?>
-<w:styles xmlns:mc="http://schemas.openxmlformats.org/markup-compatibility/2006" xmlns:r="http://schemas.openxmlformats.org/officeDocument/2006/relationships" xmlns:w="http://schemas.openxmlformats.org/wordprocessingml/2006/main" xmlns:w14="http://schemas.microsoft.com/office/word/2010/wordml" xmlns:w15="http://schemas.microsoft.com/office/word/2012/wordml" xmlns:w16se="http://schemas.microsoft.com/office/word/2015/wordml/symex" mc:Ignorable="w14 w15 w16se">
+<w:styles xmlns:mc="http://schemas.openxmlformats.org/markup-compatibility/2006" xmlns:r="http://schemas.openxmlformats.org/officeDocument/2006/relationships" xmlns:w="http://schemas.openxmlformats.org/wordprocessingml/2006/main" xmlns:w14="http://schemas.microsoft.com/office/word/2010/wordml" xmlns:w15="http://schemas.microsoft.com/office/word/2012/wordml" xmlns:w16cex="http://schemas.microsoft.com/office/word/2018/wordml/cex" xmlns:w16cid="http://schemas.microsoft.com/office/word/2016/wordml/cid" xmlns:w16="http://schemas.microsoft.com/office/word/2018/wordml" xmlns:w16du="http://schemas.microsoft.com/office/word/2023/wordml/word16du" xmlns:w16sdtdh="http://schemas.microsoft.com/office/word/2020/wordml/sdtdatahash" xmlns:w16sdtfl="http://schemas.microsoft.com/office/word/2024/wordml/sdtformatlock" xmlns:w16se="http://schemas.microsoft.com/office/word/2015/wordml/symex" mc:Ignorable="w14 w15 w16se w16cid w16 w16cex w16sdtdh w16sdtfl w16du">
   <w:docDefaults>
     <w:rPrDefault>
       <w:rPr>
@@ -615,7 +784,7 @@
       </w:pPr>
     </w:pPrDefault>
   </w:docDefaults>
-  <w:latentStyles w:defLockedState="0" w:defUIPriority="99" w:defSemiHidden="0" w:defUnhideWhenUsed="0" w:defQFormat="0" w:count="371">
+  <w:latentStyles w:defLockedState="0" w:defUIPriority="99" w:defSemiHidden="0" w:defUnhideWhenUsed="0" w:defQFormat="0" w:count="376">
     <w:lsdException w:name="Normal" w:uiPriority="0" w:qFormat="1"/>
     <w:lsdException w:name="heading 1" w:uiPriority="9" w:qFormat="1"/>
     <w:lsdException w:name="heading 2" w:semiHidden="1" w:uiPriority="9" w:unhideWhenUsed="1" w:qFormat="1"/>
@@ -987,8 +1156,13 @@
     <w:lsdException w:name="List Table 5 Dark Accent 6" w:uiPriority="50"/>
     <w:lsdException w:name="List Table 6 Colorful Accent 6" w:uiPriority="51"/>
     <w:lsdException w:name="List Table 7 Colorful Accent 6" w:uiPriority="52"/>
+    <w:lsdException w:name="Mention" w:semiHidden="1" w:unhideWhenUsed="1"/>
+    <w:lsdException w:name="Smart Hyperlink" w:semiHidden="1" w:unhideWhenUsed="1"/>
+    <w:lsdException w:name="Hashtag" w:semiHidden="1" w:unhideWhenUsed="1"/>
+    <w:lsdException w:name="Unresolved Mention" w:semiHidden="1" w:unhideWhenUsed="1"/>
+    <w:lsdException w:name="Smart Link" w:semiHidden="1" w:unhideWhenUsed="1"/>
   </w:latentStyles>
-  <w:style w:type="paragraph" w:default="1" w:styleId="Normal">
+  <w:style w:type="paragraph" w:default="1" w:styleId="a">
     <w:name w:val="Normal"/>
     <w:qFormat/>
     <w:pPr>
@@ -998,10 +1172,10 @@
       <w:autoSpaceDN w:val="0"/>
     </w:pPr>
   </w:style>
-  <w:style w:type="paragraph" w:styleId="Heading3">
+  <w:style w:type="paragraph" w:styleId="3">
     <w:name w:val="heading 3"/>
-    <w:basedOn w:val="Normal"/>
-    <w:link w:val="Heading3Char"/>
+    <w:basedOn w:val="a"/>
+    <w:link w:val="3Char"/>
     <w:uiPriority w:val="9"/>
     <w:qFormat/>
     <w:rsid w:val="005C7E51"/>
@@ -1023,13 +1197,13 @@
       <w:szCs w:val="27"/>
     </w:rPr>
   </w:style>
-  <w:style w:type="character" w:default="1" w:styleId="DefaultParagraphFont">
+  <w:style w:type="character" w:default="1" w:styleId="a0">
     <w:name w:val="Default Paragraph Font"/>
     <w:uiPriority w:val="1"/>
     <w:semiHidden/>
     <w:unhideWhenUsed/>
   </w:style>
-  <w:style w:type="table" w:default="1" w:styleId="TableNormal">
+  <w:style w:type="table" w:default="1" w:styleId="a1">
     <w:name w:val="Normal Table"/>
     <w:uiPriority w:val="99"/>
     <w:semiHidden/>
@@ -1044,16 +1218,16 @@
       </w:tblCellMar>
     </w:tblPr>
   </w:style>
-  <w:style w:type="numbering" w:default="1" w:styleId="NoList">
+  <w:style w:type="numbering" w:default="1" w:styleId="a2">
     <w:name w:val="No List"/>
     <w:uiPriority w:val="99"/>
     <w:semiHidden/>
     <w:unhideWhenUsed/>
   </w:style>
-  <w:style w:type="character" w:customStyle="1" w:styleId="Heading3Char">
-    <w:name w:val="Heading 3 Char"/>
-    <w:basedOn w:val="DefaultParagraphFont"/>
-    <w:link w:val="Heading3"/>
+  <w:style w:type="character" w:customStyle="1" w:styleId="3Char">
+    <w:name w:val="제목 3 Char"/>
+    <w:basedOn w:val="a0"/>
+    <w:link w:val="3"/>
     <w:uiPriority w:val="9"/>
     <w:rsid w:val="005C7E51"/>
     <w:rPr>
@@ -1065,9 +1239,9 @@
       <w:szCs w:val="27"/>
     </w:rPr>
   </w:style>
-  <w:style w:type="paragraph" w:styleId="NormalWeb">
+  <w:style w:type="paragraph" w:styleId="a3">
     <w:name w:val="Normal (Web)"/>
-    <w:basedOn w:val="Normal"/>
+    <w:basedOn w:val="a"/>
     <w:uiPriority w:val="99"/>
     <w:semiHidden/>
     <w:unhideWhenUsed/>
@@ -1089,7 +1263,7 @@
   </w:style>
   <w:style w:type="paragraph" w:customStyle="1" w:styleId="isselectedend">
     <w:name w:val="isselectedend"/>
-    <w:basedOn w:val="Normal"/>
+    <w:basedOn w:val="a"/>
     <w:rsid w:val="005C7E51"/>
     <w:pPr>
       <w:widowControl/>
